--- a/docs/00_Propuesta_SCIE_congresos_informatica.docx
+++ b/docs/00_Propuesta_SCIE_congresos_informatica.docx
@@ -127,7 +127,7 @@
     </w:p>
     <w:p>
       <w:pPr>
-        <w:pStyle w:val="Heading1"/>
+        <w:pStyle w:val="Ttulo1"/>
         <w:spacing w:before="240" w:after="120"/>
         <w:rPr>
           <w:lang w:val="es-ES"/>
@@ -258,7 +258,7 @@
       <w:hyperlink r:id="rId8" w:history="1">
         <w:r>
           <w:rPr>
-            <w:rStyle w:val="Hyperlink"/>
+            <w:rStyle w:val="Hipervnculo"/>
             <w:lang w:val="es-ES"/>
           </w:rPr>
           <w:t>Orden de 2 de diciembre de 1994</w:t>
@@ -316,7 +316,7 @@
     </w:p>
     <w:p>
       <w:pPr>
-        <w:pStyle w:val="Heading1"/>
+        <w:pStyle w:val="Ttulo1"/>
         <w:spacing w:before="240" w:after="120"/>
         <w:rPr>
           <w:lang w:val="es-ES"/>
@@ -326,12 +326,13 @@
         <w:rPr>
           <w:lang w:val="es-ES"/>
         </w:rPr>
+        <w:lastRenderedPageBreak/>
         <w:t>1. Diagnóstico</w:t>
       </w:r>
     </w:p>
     <w:p>
       <w:pPr>
-        <w:pStyle w:val="Heading2"/>
+        <w:pStyle w:val="Ttulo2"/>
         <w:rPr>
           <w:lang w:val="es-ES"/>
         </w:rPr>
@@ -417,7 +418,7 @@
       <w:hyperlink r:id="rId9" w:history="1">
         <w:r>
           <w:rPr>
-            <w:rStyle w:val="Hyperlink"/>
+            <w:rStyle w:val="Hipervnculo"/>
             <w:lang w:val="es-ES"/>
           </w:rPr>
           <w:t>BOE-A-2025-26118</w:t>
@@ -432,7 +433,7 @@
       <w:hyperlink r:id="rId10" w:history="1">
         <w:r>
           <w:rPr>
-            <w:rStyle w:val="Hyperlink"/>
+            <w:rStyle w:val="Hipervnculo"/>
             <w:lang w:val="es-ES"/>
           </w:rPr>
           <w:t>Real Decreto 678/2023</w:t>
@@ -457,19 +458,7 @@
         <w:rPr>
           <w:lang w:val="es-ES"/>
         </w:rPr>
-        <w:t xml:space="preserve">Este tratamiento sitúa, además, a España fuera de línea con la práctica internacional: en el Reino Unido (</w:t>
-      </w:r>
-      <w:r>
-        <w:rPr>
-          <w:lang w:val="es-ES"/>
-        </w:rPr>
-        <w:t xml:space="preserve">REF) e Italia (VQR</w:t>
-      </w:r>
-      <w:r>
-        <w:rPr>
-          <w:lang w:val="es-ES"/>
-        </w:rPr>
-        <w:t xml:space="preserve">), las contribuciones a congresos selectivos de informática son </w:t>
+        <w:t xml:space="preserve">Este tratamiento sitúa, además, a España fuera de línea con la práctica internacional: en el Reino Unido (REF) e Italia (VQR), las contribuciones a congresos selectivos de informática son </w:t>
       </w:r>
       <w:r>
         <w:rPr>
@@ -483,7 +472,49 @@
         <w:rPr>
           <w:lang w:val="es-ES"/>
         </w:rPr>
-        <w:t xml:space="preserve"> evaluables de primer nivel, no un canal subordinado a la revista, y la guía de la Computing Research Association (CRA) para la contratación y promoción en EE. UU. los describe como el canal principal de publicación, «on par with or preferred to journals» </w:t>
+        <w:t xml:space="preserve"> evaluables de primer nivel, no un canal subordinado a la revista, y la guía de la Computing Research Association (CRA) para la contratación y promoción en EE. UU. los describe como el canal principal de publicación, «on par with or </w:t>
+      </w:r>
+      <w:proofErr w:type="spellStart"/>
+      <w:r>
+        <w:rPr>
+          <w:lang w:val="es-ES"/>
+        </w:rPr>
+        <w:t>preferred</w:t>
+      </w:r>
+      <w:proofErr w:type="spellEnd"/>
+      <w:r>
+        <w:rPr>
+          <w:lang w:val="es-ES"/>
+        </w:rPr>
+        <w:t xml:space="preserve"> </w:t>
+      </w:r>
+      <w:proofErr w:type="spellStart"/>
+      <w:r>
+        <w:rPr>
+          <w:lang w:val="es-ES"/>
+        </w:rPr>
+        <w:t>to</w:t>
+      </w:r>
+      <w:proofErr w:type="spellEnd"/>
+      <w:r>
+        <w:rPr>
+          <w:lang w:val="es-ES"/>
+        </w:rPr>
+        <w:t xml:space="preserve"> </w:t>
+      </w:r>
+      <w:proofErr w:type="spellStart"/>
+      <w:r>
+        <w:rPr>
+          <w:lang w:val="es-ES"/>
+        </w:rPr>
+        <w:t>journals</w:t>
+      </w:r>
+      <w:proofErr w:type="spellEnd"/>
+      <w:r>
+        <w:rPr>
+          <w:lang w:val="es-ES"/>
+        </w:rPr>
+        <w:t xml:space="preserve">» </w:t>
       </w:r>
       <w:hyperlink w:anchor="_Ref_SCIE_1" w:history="1">
         <w:r>
@@ -516,7 +547,7 @@
     </w:p>
     <w:p>
       <w:pPr>
-        <w:pStyle w:val="Heading2"/>
+        <w:pStyle w:val="Ttulo2"/>
         <w:rPr>
           <w:lang w:val="es-ES"/>
         </w:rPr>
@@ -569,26 +600,14 @@
         <w:rPr>
           <w:lang w:val="es-ES"/>
         </w:rPr>
-        <w:t xml:space="preserve">Los dos </w:t>
-      </w:r>
-      <w:r>
-        <w:rPr>
-          <w:lang w:val="es-ES"/>
-        </w:rPr>
-        <w:t xml:space="preserve">últimos finales</w:t>
-      </w:r>
-      <w:r>
-        <w:rPr>
-          <w:lang w:val="es-ES"/>
-        </w:rPr>
-        <w:t xml:space="preserve"> de equiparación, en 2014 y en 2023, se aplicaron de una convocatoria a la siguiente y sin régimen transitorio. Como cada sexenio evalúa seis años de trabajo ya publicado con los criterios de la convocatoria en que se solicita, un artículo publicado en 2022 en un congreso de primer nivel, cuando el BOE lo situaba en el mismo apartado que las revistas, se evalúa hoy como aportación extraordinaria. El sistema sí refiere al año de publicación la valoración del medio de difusión —entre 2014 y 2022 los criterios usaban el JCR de ese año, y desde 2024 el baremo de ANECA valora el impacto del medio en el año de la aportación, también para los congresos </w:t>
+        <w:t xml:space="preserve">Los dos últimos finales de equiparación, en 2014 y en 2023, se aplicaron de una convocatoria a la siguiente y sin régimen transitorio. Como cada sexenio evalúa seis años de trabajo ya publicado con los criterios de la convocatoria en que se solicita, un artículo publicado en 2022 en un congreso de primer nivel, cuando el BOE lo situaba en el mismo apartado que las revistas, se evalúa hoy como aportación extraordinaria. El sistema sí refiere al año de publicación la valoración del medio de difusión —entre 2014 y 2022 los criterios usaban el JCR de ese año, y desde 2024 el baremo de ANECA valora el impacto del medio en el año de la aportación, también para los congresos </w:t>
       </w:r>
       <w:hyperlink w:anchor="_Ref_SCIE_6" w:history="1">
         <w:r>
           <w:rPr>
             <w:lang w:val="es-ES"/>
           </w:rPr>
-          <w:t xml:space="preserve">[6]</w:t>
+          <w:t>[6]</w:t>
         </w:r>
       </w:hyperlink>
       <w:r>
@@ -622,6 +641,7 @@
         <w:rPr>
           <w:noProof/>
         </w:rPr>
+        <w:lastRenderedPageBreak/>
         <w:drawing>
           <wp:inline distT="0" distB="0" distL="0" distR="0" wp14:anchorId="0D3D6A9A" wp14:editId="082F59AF">
             <wp:extent cx="5580000" cy="2436681"/>
@@ -712,7 +732,7 @@
     </w:p>
     <w:p>
       <w:pPr>
-        <w:pStyle w:val="Heading2"/>
+        <w:pStyle w:val="Ttulo2"/>
         <w:rPr>
           <w:lang w:val="es-ES"/>
         </w:rPr>
@@ -741,7 +761,7 @@
     </w:p>
     <w:p>
       <w:pPr>
-        <w:pStyle w:val="Heading2"/>
+        <w:pStyle w:val="Ttulo2"/>
         <w:rPr>
           <w:lang w:val="es-ES"/>
         </w:rPr>
@@ -794,7 +814,14 @@
         <w:rPr>
           <w:lang w:val="es-ES"/>
         </w:rPr>
-        <w:t xml:space="preserve">El propio informe descompone esta caída para identificar su origen: entre el 77 % y el 82 % se debe a que España publica menos, en proporción, dentro de combinaciones concretas de área y nivel donde ya competía —por ejemplo, Inteligencia artificial de nivel A, Sistemas de nivel A o Bases de datos de nivel A*—, y solo entre un 7 % y un 10 % se explica porque hayan crecido más deprisa las áreas donde España partía con menos presencia; el resto corresponde a un término de interacción. La pérdida se concentra sobre todo en inteligencia artificial, un área en la que España partía con una cuota superior a su media y en la que no ha crecido al ritmo de sus competidores durante la expansión de la última década. Pero no se limita a ella: entre un tercio y casi la mitad de la pérdida procede de otras áreas, como bases de datos o sistemas.  </w:t>
+        <w:t xml:space="preserve">El propio informe descompone esta caída para identificar su origen: entre el 77 % y el 82 % se debe a que España publica menos, en proporción, dentro de combinaciones concretas de área y nivel donde ya competía —por ejemplo, Inteligencia artificial de nivel A, Sistemas de nivel A o Bases de datos de nivel A*—, y solo entre un 7 % y un 10 % se explica porque hayan crecido más deprisa las áreas donde España partía con menos presencia; el resto corresponde a un término de interacción. La pérdida se concentra sobre todo en inteligencia artificial, un área en la que España partía con una cuota superior a su media y </w:t>
+      </w:r>
+      <w:r>
+        <w:rPr>
+          <w:lang w:val="es-ES"/>
+        </w:rPr>
+        <w:lastRenderedPageBreak/>
+        <w:t xml:space="preserve">en la que no ha crecido al ritmo de sus competidores durante la expansión de la última década. Pero no se limita a ella: entre un tercio y casi la mitad de la pérdida procede de otras áreas, como bases de datos o sistemas.  </w:t>
       </w:r>
     </w:p>
     <w:p>
@@ -829,7 +856,7 @@
     </w:p>
     <w:p>
       <w:pPr>
-        <w:pStyle w:val="Heading2"/>
+        <w:pStyle w:val="Ttulo2"/>
         <w:rPr>
           <w:lang w:val="es-ES"/>
         </w:rPr>
@@ -861,7 +888,7 @@
           <w:iCs/>
           <w:lang w:val="es-ES"/>
         </w:rPr>
-        <w:t xml:space="preserve">steering committees</w:t>
+        <w:t>steering committees</w:t>
       </w:r>
       <w:r>
         <w:rPr>
@@ -872,7 +899,7 @@
     </w:p>
     <w:p>
       <w:pPr>
-        <w:pStyle w:val="Heading1"/>
+        <w:pStyle w:val="Ttulo1"/>
         <w:spacing w:before="240" w:after="120"/>
         <w:rPr>
           <w:lang w:val="es-ES"/>
@@ -1020,6 +1047,7 @@
           <w:bCs/>
           <w:lang w:val="es-ES"/>
         </w:rPr>
+        <w:lastRenderedPageBreak/>
         <w:t>P5. Estabilidad y previsibilidad.</w:t>
       </w:r>
       <w:r>
@@ -1031,7 +1059,7 @@
     </w:p>
     <w:p>
       <w:pPr>
-        <w:pStyle w:val="Heading1"/>
+        <w:pStyle w:val="Ttulo1"/>
         <w:spacing w:before="240" w:after="120"/>
         <w:rPr>
           <w:lang w:val="es-ES"/>
@@ -1075,7 +1103,7 @@
     </w:p>
     <w:p>
       <w:pPr>
-        <w:pStyle w:val="Heading2"/>
+        <w:pStyle w:val="Ttulo2"/>
         <w:rPr>
           <w:lang w:val="es-ES"/>
         </w:rPr>
@@ -1163,7 +1191,7 @@
                 <w:sz w:val="18"/>
                 <w:szCs w:val="18"/>
               </w:rPr>
-              <w:t xml:space="preserve">Tipo de congreso</w:t>
+              <w:t>Tipo de congreso</w:t>
             </w:r>
           </w:p>
         </w:tc>
@@ -1187,7 +1215,7 @@
                 <w:sz w:val="18"/>
                 <w:szCs w:val="18"/>
               </w:rPr>
-              <w:t xml:space="preserve">Valoración equivalente</w:t>
+              <w:t>Valoración equivalente</w:t>
             </w:r>
           </w:p>
         </w:tc>
@@ -1268,7 +1296,7 @@
                 <w:sz w:val="18"/>
                 <w:szCs w:val="18"/>
               </w:rPr>
-              <w:t xml:space="preserve">Revista Q1</w:t>
+              <w:t>Revista Q1</w:t>
             </w:r>
           </w:p>
         </w:tc>
@@ -1531,7 +1559,23 @@
                 <w:sz w:val="18"/>
                 <w:szCs w:val="18"/>
               </w:rPr>
-              <w:t xml:space="preserve">No clasificado o inferior</w:t>
+              <w:t xml:space="preserve">No </w:t>
+            </w:r>
+            <w:proofErr w:type="spellStart"/>
+            <w:r>
+              <w:rPr>
+                <w:sz w:val="18"/>
+                <w:szCs w:val="18"/>
+              </w:rPr>
+              <w:t>clasificado</w:t>
+            </w:r>
+            <w:proofErr w:type="spellEnd"/>
+            <w:r>
+              <w:rPr>
+                <w:sz w:val="18"/>
+                <w:szCs w:val="18"/>
+              </w:rPr>
+              <w:t xml:space="preserve"> o inferior</w:t>
             </w:r>
           </w:p>
         </w:tc>
@@ -1591,7 +1635,7 @@
                 <w:sz w:val="18"/>
                 <w:szCs w:val="18"/>
               </w:rPr>
-              <w:t xml:space="preserve">Justificación completa</w:t>
+              <w:t>Justificación completa</w:t>
             </w:r>
           </w:p>
         </w:tc>
@@ -1641,7 +1685,7 @@
           <w:iCs/>
           <w:lang w:val="es-ES"/>
         </w:rPr>
-        <w:t xml:space="preserve">companion proceedings</w:t>
+        <w:t>companion proceedings</w:t>
       </w:r>
       <w:r>
         <w:rPr>
@@ -1655,7 +1699,7 @@
           <w:iCs/>
           <w:lang w:val="es-ES"/>
         </w:rPr>
-        <w:t xml:space="preserve">invited talks</w:t>
+        <w:t>invited talks</w:t>
       </w:r>
       <w:r>
         <w:rPr>
@@ -1666,7 +1710,7 @@
       <w:hyperlink r:id="rId12" w:history="1">
         <w:r>
           <w:rPr>
-            <w:rStyle w:val="Hyperlink"/>
+            <w:rStyle w:val="Hipervnculo"/>
             <w:lang w:val="es-ES"/>
           </w:rPr>
           <w:t>GGS</w:t>
@@ -1681,7 +1725,7 @@
       <w:hyperlink r:id="rId13" w:history="1">
         <w:r>
           <w:rPr>
-            <w:rStyle w:val="Hyperlink"/>
+            <w:rStyle w:val="Hipervnculo"/>
             <w:lang w:val="es-ES"/>
           </w:rPr>
           <w:t>CORE2023</w:t>
@@ -1696,7 +1740,7 @@
       <w:hyperlink r:id="rId14" w:history="1">
         <w:r>
           <w:rPr>
-            <w:rStyle w:val="Hyperlink"/>
+            <w:rStyle w:val="Hipervnculo"/>
             <w:lang w:val="es-ES"/>
           </w:rPr>
           <w:t>ICORE2026</w:t>
@@ -1711,7 +1755,7 @@
       <w:hyperlink r:id="rId15" w:history="1">
         <w:r>
           <w:rPr>
-            <w:rStyle w:val="Hyperlink"/>
+            <w:rStyle w:val="Hipervnculo"/>
             <w:lang w:val="es-ES"/>
           </w:rPr>
           <w:t>ICORE</w:t>
@@ -1750,7 +1794,7 @@
         <w:rPr>
           <w:lang w:val="es-ES"/>
         </w:rPr>
-        <w:t xml:space="preserve">. Además, el cupo de aportaciones extraordinarias no lo fija la orden, sino los propios criterios de la CNEAI, que ya lo establecen distinto por disciplina: cuatro en el subcampo 6.3 y cinco en las áreas de Artes del Campo 10. Ampliarlo hasta cinco para los congresos selectivos aplica en informática ese mismo mecanismo, sin reclasificar estas aportaciones. La ampliación se reserva a los niveles A* y A, cuya selectividad es comparable sin discusión a la de las revistas Q1 y Q2: los artículos en congresos ICORE B no tienen equivalencia automática, pueden valorarse como una revista Q2 o Q3 cuando acrediten un impacto contrastable y computan dentro del cupo general de tres aportaciones extraordinarias. Así, un congreso B de calidad dispone de una vía de reconocimiento sin que la petición se extienda a todo ese nivel.</w:t>
+        <w:t>. Además, el cupo de aportaciones extraordinarias no lo fija la orden, sino los propios criterios de la CNEAI, que ya lo establecen distinto por disciplina: cuatro en el subcampo 6.3 y cinco en las áreas de Artes del Campo 10. Ampliarlo hasta cinco para los congresos selectivos aplica en informática ese mismo mecanismo, sin reclasificar estas aportaciones. La ampliación se reserva a los niveles A* y A, cuya selectividad es comparable sin discusión a la de las revistas Q1 y Q2: los artículos en congresos ICORE B no tienen equivalencia automática, pueden valorarse como una revista Q2 o Q3 cuando acrediten un impacto contrastable y computan dentro del cupo general de tres aportaciones extraordinarias. Así, un congreso B de calidad dispone de una vía de reconocimiento sin que la petición se extienda a todo ese nivel.</w:t>
       </w:r>
     </w:p>
     <w:p>
@@ -1766,6 +1810,7 @@
         <w:rPr>
           <w:lang w:val="es-ES"/>
         </w:rPr>
+        <w:lastRenderedPageBreak/>
         <w:t xml:space="preserve">En concreto, se propone la siguiente redacción para los criterios del subcampo 6.2, coincidente con la recogida en el informe de fundamentación </w:t>
       </w:r>
       <w:hyperlink w:anchor="_Ref_SCIE_1" w:history="1">
@@ -1802,7 +1847,7 @@
     </w:p>
     <w:p>
       <w:pPr>
-        <w:pStyle w:val="Heading2"/>
+        <w:pStyle w:val="Ttulo2"/>
         <w:rPr>
           <w:lang w:val="es-ES"/>
         </w:rPr>
@@ -1831,7 +1876,7 @@
       <w:hyperlink r:id="rId16" w:history="1">
         <w:r>
           <w:rPr>
-            <w:rStyle w:val="Hyperlink"/>
+            <w:rStyle w:val="Hipervnculo"/>
             <w:lang w:val="es-ES"/>
           </w:rPr>
           <w:t>Real Decreto 451/2026</w:t>
@@ -1848,7 +1893,7 @@
           <w:rPr>
             <w:lang w:val="es-ES"/>
           </w:rPr>
-          <w:t xml:space="preserve">[6]</w:t>
+          <w:t>[6]</w:t>
         </w:r>
       </w:hyperlink>
       <w:r>
@@ -1874,7 +1919,7 @@
     </w:p>
     <w:p>
       <w:pPr>
-        <w:pStyle w:val="Heading2"/>
+        <w:pStyle w:val="Ttulo2"/>
         <w:rPr>
           <w:lang w:val="es-ES"/>
         </w:rPr>
@@ -1903,7 +1948,7 @@
       <w:hyperlink r:id="rId17" w:history="1">
         <w:r>
           <w:rPr>
-            <w:rStyle w:val="Hyperlink"/>
+            <w:rStyle w:val="Hipervnculo"/>
             <w:lang w:val="es-ES"/>
           </w:rPr>
           <w:t>Orden CNU/1181/2019</w:t>
@@ -1928,20 +1973,21 @@
         <w:rPr>
           <w:lang w:val="es-ES"/>
         </w:rPr>
-        <w:t xml:space="preserve">La petición es general, porque el artículo 7 rige para todos los campos; qué congresos son de reconocido prestigio lo concretarían los criterios de cada campo, como hoy ocurre con las revistas. En informática, las clasificaciones internacionales contrastadas, como ICORE/CORE, servirían como indicio para identificarlos, sin sustituir la evaluación cualitativa. Por eso la SCIE la promoverá junto con otras sociedades científicas. La orden ha sido modificada en varias ocasiones, la última en 2024, lo que confirma que su actualización es posible; ninguna de esas modificaciones ha alterado, sin embargo, la clasificación de las comunicaciones a congresos. Una vez modificada, R1 y R2 seguirán siendo necesarias, porque la categoría ordinaria no garantiza por sí sola el peso de una aportación; solo dejará de tener sentido la ampliación del cupo de extraordinarias.</w:t>
-      </w:r>
-    </w:p>
-    <w:p>
-      <w:pPr>
-        <w:pStyle w:val="Heading2"/>
-        <w:rPr>
-          <w:lang w:val="es-ES"/>
-        </w:rPr>
-      </w:pPr>
-      <w:r>
-        <w:rPr>
-          <w:lang w:val="es-ES"/>
-        </w:rPr>
+        <w:t>La petición es general, porque el artículo 7 rige para todos los campos; qué congresos son de reconocido prestigio lo concretarían los criterios de cada campo, como hoy ocurre con las revistas. En informática, las clasificaciones internacionales contrastadas, como ICORE/CORE, servirían como indicio para identificarlos, sin sustituir la evaluación cualitativa. Por eso la SCIE la promoverá junto con otras sociedades científicas. La orden ha sido modificada en varias ocasiones, la última en 2024, lo que confirma que su actualización es posible; ninguna de esas modificaciones ha alterado, sin embargo, la clasificación de las comunicaciones a congresos. Una vez modificada, R1 y R2 seguirán siendo necesarias, porque la categoría ordinaria no garantiza por sí sola el peso de una aportación; solo dejará de tener sentido la ampliación del cupo de extraordinarias.</w:t>
+      </w:r>
+    </w:p>
+    <w:p>
+      <w:pPr>
+        <w:pStyle w:val="Ttulo2"/>
+        <w:rPr>
+          <w:lang w:val="es-ES"/>
+        </w:rPr>
+      </w:pPr>
+      <w:r>
+        <w:rPr>
+          <w:lang w:val="es-ES"/>
+        </w:rPr>
+        <w:lastRenderedPageBreak/>
         <w:t>R4. Coherencia del sistema y efecto de arrastre</w:t>
       </w:r>
     </w:p>
@@ -1972,19 +2018,7 @@
         <w:rPr>
           <w:lang w:val="es-ES"/>
         </w:rPr>
-        <w:t xml:space="preserve">La coherencia debe darse también dentro del propio Ministerio: resulta difícil justificar que la Agencia Estatal de Investigación </w:t>
-      </w:r>
-      <w:r>
-        <w:rPr>
-          <w:lang w:val="es-ES"/>
-        </w:rPr>
-        <w:t xml:space="preserve">adecue la evaluación de proyectos a los principios de DORA, que piden valorar cada contribución por su contenido y no por el medio en que se publica [1], mientras que CNEAI y ANECA evalúan trayectorias individuales con un criterio que sí distingue por el formato de publicación</w:t>
-      </w:r>
-      <w:r>
-        <w:rPr>
-          <w:lang w:val="es-ES"/>
-        </w:rPr>
-        <w:t xml:space="preserve">. Es la misma administración aplicando dos varas de medir a la misma disciplina; corregir esa contradicción no exige ninguna concesión especial a la informática, exige simplemente coherencia interna.</w:t>
+        <w:t>La coherencia debe darse también dentro del propio Ministerio: resulta difícil justificar que la Agencia Estatal de Investigación adecue la evaluación de proyectos a los principios de DORA, que piden valorar cada contribución por su contenido y no por el medio en que se publica [1], mientras que CNEAI y ANECA evalúan trayectorias individuales con un criterio que sí distingue por el formato de publicación. Es la misma administración aplicando dos varas de medir a la misma disciplina; corregir esa contradicción no exige ninguna concesión especial a la informática, exige simplemente coherencia interna.</w:t>
       </w:r>
     </w:p>
     <w:p>
@@ -2018,7 +2052,7 @@
     </w:p>
     <w:p>
       <w:pPr>
-        <w:pStyle w:val="Heading2"/>
+        <w:pStyle w:val="Ttulo2"/>
         <w:rPr>
           <w:lang w:val="es-ES"/>
         </w:rPr>
@@ -2061,7 +2095,7 @@
     </w:p>
     <w:p>
       <w:pPr>
-        <w:pStyle w:val="Heading2"/>
+        <w:pStyle w:val="Ttulo2"/>
         <w:rPr>
           <w:lang w:val="es-ES"/>
         </w:rPr>
@@ -2093,7 +2127,7 @@
           <w:iCs/>
           <w:lang w:val="es-ES"/>
         </w:rPr>
-        <w:t xml:space="preserve">steering committees</w:t>
+        <w:t>steering committees</w:t>
       </w:r>
       <w:r>
         <w:rPr>
@@ -2104,7 +2138,7 @@
     </w:p>
     <w:p>
       <w:pPr>
-        <w:pStyle w:val="Heading2"/>
+        <w:pStyle w:val="Ttulo2"/>
         <w:rPr>
           <w:lang w:val="es-ES"/>
         </w:rPr>
@@ -2166,7 +2200,7 @@
     </w:p>
     <w:p>
       <w:pPr>
-        <w:pStyle w:val="Heading1"/>
+        <w:pStyle w:val="Ttulo1"/>
         <w:spacing w:before="240" w:after="120"/>
         <w:rPr>
           <w:lang w:val="es-ES"/>
@@ -2176,12 +2210,13 @@
         <w:rPr>
           <w:lang w:val="es-ES"/>
         </w:rPr>
+        <w:lastRenderedPageBreak/>
         <w:t>4. Plan de actuación</w:t>
       </w:r>
     </w:p>
     <w:p>
       <w:pPr>
-        <w:pStyle w:val="Heading2"/>
+        <w:pStyle w:val="Ttulo2"/>
         <w:rPr>
           <w:lang w:val="es-ES"/>
         </w:rPr>
@@ -2195,7 +2230,7 @@
     </w:p>
     <w:p>
       <w:pPr>
-        <w:pStyle w:val="ListParagraph"/>
+        <w:pStyle w:val="Prrafodelista"/>
         <w:numPr>
           <w:ilvl w:val="0"/>
           <w:numId w:val="2"/>
@@ -2215,7 +2250,7 @@
     </w:p>
     <w:p>
       <w:pPr>
-        <w:pStyle w:val="ListParagraph"/>
+        <w:pStyle w:val="Prrafodelista"/>
         <w:numPr>
           <w:ilvl w:val="0"/>
           <w:numId w:val="2"/>
@@ -2235,7 +2270,7 @@
     </w:p>
     <w:p>
       <w:pPr>
-        <w:pStyle w:val="ListParagraph"/>
+        <w:pStyle w:val="Prrafodelista"/>
         <w:numPr>
           <w:ilvl w:val="0"/>
           <w:numId w:val="2"/>
@@ -2255,7 +2290,7 @@
     </w:p>
     <w:p>
       <w:pPr>
-        <w:pStyle w:val="ListParagraph"/>
+        <w:pStyle w:val="Prrafodelista"/>
         <w:numPr>
           <w:ilvl w:val="0"/>
           <w:numId w:val="2"/>
@@ -2279,7 +2314,7 @@
           <w:iCs/>
           <w:lang w:val="es-ES"/>
         </w:rPr>
-        <w:t xml:space="preserve">steering committees</w:t>
+        <w:t>steering committees</w:t>
       </w:r>
       <w:r>
         <w:rPr>
@@ -2290,7 +2325,7 @@
     </w:p>
     <w:p>
       <w:pPr>
-        <w:pStyle w:val="ListParagraph"/>
+        <w:pStyle w:val="Prrafodelista"/>
         <w:numPr>
           <w:ilvl w:val="0"/>
           <w:numId w:val="2"/>
@@ -2311,15 +2346,15 @@
     </w:p>
     <w:p>
       <w:pPr>
-        <w:pStyle w:val="Heading2"/>
-      </w:pPr>
-      <w:r>
-        <w:t xml:space="preserve">Fase 2 — Medio plazo (1-2 años)</w:t>
-      </w:r>
-    </w:p>
-    <w:p>
-      <w:pPr>
-        <w:pStyle w:val="ListParagraph"/>
+        <w:pStyle w:val="Ttulo2"/>
+      </w:pPr>
+      <w:r>
+        <w:t>Fase 2 — Medio plazo (1-2 años)</w:t>
+      </w:r>
+    </w:p>
+    <w:p>
+      <w:pPr>
+        <w:pStyle w:val="Prrafodelista"/>
         <w:numPr>
           <w:ilvl w:val="0"/>
           <w:numId w:val="2"/>
@@ -2353,7 +2388,7 @@
     </w:p>
     <w:p>
       <w:pPr>
-        <w:pStyle w:val="ListParagraph"/>
+        <w:pStyle w:val="Prrafodelista"/>
         <w:numPr>
           <w:ilvl w:val="0"/>
           <w:numId w:val="2"/>
@@ -2368,12 +2403,12 @@
         <w:rPr>
           <w:lang w:val="es-ES"/>
         </w:rPr>
-        <w:t xml:space="preserve">Trasladar a la Secretaría General de Universidades y a la Agencia Estatal de Investigación la propuesta de coherencia interagencial y emitir la nota de orientación a las agencias autonómicas y universidades (recomendación R4).</w:t>
-      </w:r>
-    </w:p>
-    <w:p>
-      <w:pPr>
-        <w:pStyle w:val="ListParagraph"/>
+        <w:t>Trasladar a la Secretaría General de Universidades y a la Agencia Estatal de Investigación la propuesta de coherencia interagencial y emitir la nota de orientación a las agencias autonómicas y universidades (recomendación R4).</w:t>
+      </w:r>
+    </w:p>
+    <w:p>
+      <w:pPr>
+        <w:pStyle w:val="Prrafodelista"/>
         <w:numPr>
           <w:ilvl w:val="0"/>
           <w:numId w:val="2"/>
@@ -2393,15 +2428,15 @@
     </w:p>
     <w:p>
       <w:pPr>
-        <w:pStyle w:val="Heading2"/>
-      </w:pPr>
-      <w:r>
-        <w:t xml:space="preserve">Fase 3 — Largo plazo (3-5 años)</w:t>
-      </w:r>
-    </w:p>
-    <w:p>
-      <w:pPr>
-        <w:pStyle w:val="ListParagraph"/>
+        <w:pStyle w:val="Ttulo2"/>
+      </w:pPr>
+      <w:r>
+        <w:t>Fase 3 — Largo plazo (3-5 años)</w:t>
+      </w:r>
+    </w:p>
+    <w:p>
+      <w:pPr>
+        <w:pStyle w:val="Prrafodelista"/>
         <w:numPr>
           <w:ilvl w:val="0"/>
           <w:numId w:val="2"/>
@@ -2421,7 +2456,7 @@
     </w:p>
     <w:p>
       <w:pPr>
-        <w:pStyle w:val="ListParagraph"/>
+        <w:pStyle w:val="Prrafodelista"/>
         <w:numPr>
           <w:ilvl w:val="0"/>
           <w:numId w:val="2"/>
@@ -2436,12 +2471,12 @@
         <w:rPr>
           <w:lang w:val="es-ES"/>
         </w:rPr>
-        <w:t xml:space="preserve">Tras la modificación de la orden, pasar los congresos ICORE A*/A a la categoría de aportación ordinaria en el subcampo 6.2, manteniendo la valoración equivalente (recomendación R1) y la cláusula de estabilidad (recomendación R2).</w:t>
-      </w:r>
-    </w:p>
-    <w:p>
-      <w:pPr>
-        <w:pStyle w:val="ListParagraph"/>
+        <w:t>Tras la modificación de la orden, pasar los congresos ICORE A*/A a la categoría de aportación ordinaria en el subcampo 6.2, manteniendo la valoración equivalente (recomendación R1) y la cláusula de estabilidad (recomendación R2).</w:t>
+      </w:r>
+    </w:p>
+    <w:p>
+      <w:pPr>
+        <w:pStyle w:val="Prrafodelista"/>
         <w:numPr>
           <w:ilvl w:val="0"/>
           <w:numId w:val="2"/>
@@ -2461,7 +2496,7 @@
     </w:p>
     <w:p>
       <w:pPr>
-        <w:pStyle w:val="ListParagraph"/>
+        <w:pStyle w:val="Prrafodelista"/>
         <w:numPr>
           <w:ilvl w:val="0"/>
           <w:numId w:val="2"/>
@@ -2476,12 +2511,12 @@
         <w:rPr>
           <w:lang w:val="es-ES"/>
         </w:rPr>
-        <w:t xml:space="preserve">Trasladar a AEI, MICIU y comunidades autónomas la conveniencia de acompañar esta reforma evaluativa con medidas de financiación para el acceso a congresos, la formación doctoral y instrumentos específicos orientados al liderazgo, conforme al principio de coherencia sistémica (P4), cuyo desarrollo concreto excede el ámbito de ANECA y CNEAI y corresponde a dichos organismos.</w:t>
-      </w:r>
-    </w:p>
-    <w:p>
-      <w:pPr>
-        <w:pStyle w:val="Heading1"/>
+        <w:t>Trasladar a AEI, MICIU y comunidades autónomas la conveniencia de acompañar esta reforma evaluativa con medidas de financiación para el acceso a congresos, la formación doctoral y instrumentos específicos orientados al liderazgo, conforme al principio de coherencia sistémica (P4), cuyo desarrollo concreto excede el ámbito de ANECA y CNEAI y corresponde a dichos organismos.</w:t>
+      </w:r>
+    </w:p>
+    <w:p>
+      <w:pPr>
+        <w:pStyle w:val="Ttulo1"/>
         <w:spacing w:before="240" w:after="120"/>
         <w:rPr>
           <w:lang w:val="es-ES"/>
@@ -2506,12 +2541,19 @@
         <w:rPr>
           <w:lang w:val="es-ES"/>
         </w:rPr>
-        <w:t xml:space="preserve">La SCIE no plantea esta propuesta como un privilegio para la informática, sino como la corrección de un error de diseño que lleva años produciendo un resultado previsible: investigadores que eligen el canal de publicación administrativamente rentable en lugar del científicamente correcto. Esa corrección es coherente con la práctica real de la disciplina, sobre todo en entornos internacionales, con los compromisos que la propia ANECA asumió al adherirse a CoARA y con precedentes normativos explícitos: entre 2007 y 2013, y de nuevo en 2021, los criterios ya permitían valorar estos congresos como las revistas. El diagnóstico bibliométrico no establece una relación causal, pero muestra que España no ha acompañado el crecimiento europeo en los foros de referencia de la disciplina, que son precisamente los que esta reforma propone reconocer. El análisis de los criterios muestra, además, que el problema no es solo de nivel sino de estabilidad: el valor de una publicación en congreso ha cambiado siete veces en 25 años, por decisión anual y sin régimen transitorio, porque una orden de 1994 sigue clasificándola como excepción. Por eso la reforma necesita dos piezas: un reconocimiento estable en los criterios, que la CNEAI y ANECA pueden aprobar ya, y la actualización de la orden, que corresponde al Ministerio. La reforma evaluativa es el primer paso y el de mayor impacto inmediato sobre los incentivos del sistema; acompañada de las medidas de financiación y formación que corresponden a otros actores, puede ser también el punto de partida de una recuperación sostenida.</w:t>
-      </w:r>
-    </w:p>
-    <w:p>
-      <w:pPr>
-        <w:pStyle w:val="Heading1"/>
+        <w:t xml:space="preserve">La SCIE no plantea esta propuesta como un privilegio para la informática, sino como la corrección de un error de diseño que lleva años produciendo un resultado previsible: investigadores que eligen el canal de publicación administrativamente rentable en lugar del científicamente correcto. Esa corrección es coherente con la práctica real de la disciplina, sobre todo en entornos internacionales, con los compromisos que la propia ANECA asumió al adherirse a CoARA y con precedentes normativos explícitos: entre 2007 y 2013, y de nuevo en 2021, los criterios ya permitían valorar estos congresos como las revistas. El diagnóstico bibliométrico no establece una relación causal, pero muestra que España no ha acompañado el crecimiento europeo en los foros de referencia de la disciplina, que son precisamente los que esta reforma propone reconocer. El análisis de los criterios muestra, además, que el problema no es solo de nivel sino de estabilidad: el valor de una publicación en congreso ha cambiado siete veces en 25 años, por decisión anual y sin régimen transitorio, porque una orden de 1994 sigue clasificándola como excepción. Por eso la reforma necesita dos piezas: un reconocimiento estable en los criterios, que la CNEAI y ANECA pueden aprobar ya, y la actualización de la orden, que corresponde al Ministerio. La reforma evaluativa es </w:t>
+      </w:r>
+      <w:r>
+        <w:rPr>
+          <w:lang w:val="es-ES"/>
+        </w:rPr>
+        <w:lastRenderedPageBreak/>
+        <w:t>el primer paso y el de mayor impacto inmediato sobre los incentivos del sistema; acompañada de las medidas de financiación y formación que corresponden a otros actores, puede ser también el punto de partida de una recuperación sostenida.</w:t>
+      </w:r>
+    </w:p>
+    <w:p>
+      <w:pPr>
+        <w:pStyle w:val="Ttulo1"/>
         <w:spacing w:before="240" w:after="120"/>
         <w:rPr>
           <w:szCs w:val="26"/>
@@ -2540,6 +2582,11 @@
           <w:lang w:val="es-ES"/>
         </w:rPr>
         <w:t xml:space="preserve">[1] </w:t>
+      </w:r>
+      <w:r>
+        <w:rPr>
+          <w:lang w:val="es-ES"/>
+        </w:rPr>
         <w:tab/>
         <w:t xml:space="preserve">SCIE. </w:t>
       </w:r>
@@ -2558,6 +2605,55 @@
         <w:t xml:space="preserve">Versión 1.0, octubre de 2026. </w:t>
       </w:r>
       <w:bookmarkEnd w:id="0"/>
+      <w:r>
+        <w:rPr>
+          <w:lang w:val="es-ES"/>
+        </w:rPr>
+        <w:fldChar w:fldCharType="begin"/>
+      </w:r>
+      <w:r>
+        <w:rPr>
+          <w:lang w:val="es-ES"/>
+        </w:rPr>
+        <w:instrText xml:space="preserve"> HYPERLINK "</w:instrText>
+      </w:r>
+      <w:r>
+        <w:rPr>
+          <w:lang w:val="es-ES"/>
+        </w:rPr>
+        <w:instrText>https://www.scie.es/wp-content/uploads/2026/10/A1_Informe_fundamentacion_congresos_informatica-1.pdf</w:instrText>
+      </w:r>
+      <w:r>
+        <w:rPr>
+          <w:lang w:val="es-ES"/>
+        </w:rPr>
+        <w:instrText xml:space="preserve">" </w:instrText>
+      </w:r>
+      <w:r>
+        <w:rPr>
+          <w:lang w:val="es-ES"/>
+        </w:rPr>
+        <w:fldChar w:fldCharType="separate"/>
+      </w:r>
+      <w:r>
+        <w:rPr>
+          <w:rStyle w:val="Hipervnculo"/>
+          <w:lang w:val="es-ES"/>
+        </w:rPr>
+        <w:t>https://www.scie.es/wp-content/uploads/2026/10/A1_Informe_fundamentacion_congresos_informatica-1.pdf</w:t>
+      </w:r>
+      <w:r>
+        <w:rPr>
+          <w:lang w:val="es-ES"/>
+        </w:rPr>
+        <w:fldChar w:fldCharType="end"/>
+      </w:r>
+      <w:r>
+        <w:rPr>
+          <w:lang w:val="es-ES"/>
+        </w:rPr>
+        <w:t xml:space="preserve"> </w:t>
+      </w:r>
     </w:p>
     <w:p>
       <w:pPr>
@@ -2573,6 +2669,11 @@
           <w:lang w:val="es-ES"/>
         </w:rPr>
         <w:t>[2]</w:t>
+      </w:r>
+      <w:r>
+        <w:rPr>
+          <w:lang w:val="es-ES"/>
+        </w:rPr>
         <w:tab/>
         <w:t>SCIE.</w:t>
       </w:r>
@@ -2590,23 +2691,7 @@
           <w:iCs/>
           <w:lang w:val="es-ES"/>
         </w:rPr>
-        <w:t xml:space="preserve">“Presencia española en congresos internacionales de informática. Análisis bibliométrico </w:t>
-      </w:r>
-      <w:r>
-        <w:rPr>
-          <w:i/>
-          <w:iCs/>
-          <w:lang w:val="es-ES"/>
-        </w:rPr>
-        <w:t xml:space="preserve">sobre el corpus CORE/ICORE 2026 A* y A</w:t>
-      </w:r>
-      <w:r>
-        <w:rPr>
-          <w:i/>
-          <w:iCs/>
-          <w:lang w:val="es-ES"/>
-        </w:rPr>
-        <w:t xml:space="preserve">”. </w:t>
+        <w:t xml:space="preserve">“Presencia española en congresos internacionales de informática. Análisis bibliométrico sobre el corpus CORE/ICORE 2026 A* y A”. </w:t>
       </w:r>
       <w:r>
         <w:rPr>
@@ -2615,72 +2700,134 @@
         <w:t xml:space="preserve">Versión 1.0, octubre de 2026. </w:t>
       </w:r>
       <w:bookmarkEnd w:id="1"/>
-    </w:p>
-    <w:p>
-      <w:pPr>
-        <w:spacing w:after="80"/>
-        <w:ind w:left="426" w:hanging="426"/>
-        <w:rPr>
-          <w:lang w:val="es-ES"/>
-        </w:rPr>
-      </w:pPr>
-      <w:bookmarkStart w:id="2" w:name="_Ref_SCIE_3"/>
-      <w:r>
-        <w:rPr>
-          <w:lang w:val="es-ES"/>
-        </w:rPr>
-        <w:t xml:space="preserve">[3] </w:t>
-        <w:tab/>
-        <w:t xml:space="preserve">SCIE. </w:t>
-      </w:r>
-      <w:r>
-        <w:rPr>
-          <w:i/>
-          <w:iCs/>
-          <w:lang w:val="es-ES"/>
-        </w:rPr>
-        <w:t xml:space="preserve">“Los congresos de informática en los criterios de sexenios de la CNEAI (convocatorias 2001–2025)”. </w:t>
-      </w:r>
-      <w:r>
-        <w:rPr>
-          <w:lang w:val="es-ES"/>
-        </w:rPr>
-        <w:t xml:space="preserve">Versión 1.0, octubre de 2026.</w:t>
-      </w:r>
-      <w:bookmarkEnd w:id="2"/>
-    </w:p>
-    <w:p>
-      <w:pPr>
-        <w:spacing w:after="80"/>
-        <w:ind w:left="426" w:hanging="426"/>
-      </w:pPr>
-      <w:bookmarkStart w:id="3" w:name="_Ref_SCIE_4"/>
-      <w:r>
-        <w:rPr>
-          <w:lang w:val="es-ES"/>
-        </w:rPr>
-        <w:t>[4]</w:t>
-        <w:tab/>
-        <w:t xml:space="preserve">ANECA. </w:t>
-      </w:r>
-      <w:r>
-        <w:rPr>
-          <w:i/>
-          <w:iCs/>
-          <w:lang w:val="es-ES"/>
-        </w:rPr>
-        <w:t xml:space="preserve">“Plan de Acción 2024-2027 en el marco de la Coalición para el Avance de la Evaluación de la Investigación (CoARA)”. </w:t>
-      </w:r>
-      <w:r>
-        <w:rPr>
-          <w:lang w:val="es-ES"/>
-        </w:rPr>
-        <w:t xml:space="preserve">M. Blanco Palencia, P. Paneque Salgado e I. Ramos Vielba. Julio de 2024, págs. 11-12. </w:t>
+      <w:r>
+        <w:rPr>
+          <w:lang w:val="es-ES"/>
+        </w:rPr>
+        <w:t xml:space="preserve"> </w:t>
       </w:r>
       <w:hyperlink r:id="rId18" w:history="1">
         <w:r>
           <w:rPr>
-            <w:rStyle w:val="Hyperlink"/>
+            <w:rStyle w:val="Hipervnculo"/>
+            <w:lang w:val="es-ES"/>
+          </w:rPr>
+          <w:t>https://www.scie.es/wp-content/uploads/2026/10/A2_Informe_presencia_espanola_congresos_2001-2025.pdf</w:t>
+        </w:r>
+      </w:hyperlink>
+      <w:r>
+        <w:rPr>
+          <w:lang w:val="es-ES"/>
+        </w:rPr>
+        <w:t xml:space="preserve"> </w:t>
+      </w:r>
+    </w:p>
+    <w:p>
+      <w:pPr>
+        <w:spacing w:after="80"/>
+        <w:ind w:left="426" w:hanging="426"/>
+        <w:rPr>
+          <w:lang w:val="es-ES"/>
+        </w:rPr>
+      </w:pPr>
+      <w:bookmarkStart w:id="2" w:name="_Ref_SCIE_3"/>
+      <w:r>
+        <w:rPr>
+          <w:lang w:val="es-ES"/>
+        </w:rPr>
+        <w:t xml:space="preserve">[3] </w:t>
+      </w:r>
+      <w:r>
+        <w:rPr>
+          <w:lang w:val="es-ES"/>
+        </w:rPr>
+        <w:tab/>
+        <w:t xml:space="preserve">SCIE. </w:t>
+      </w:r>
+      <w:r>
+        <w:rPr>
+          <w:i/>
+          <w:iCs/>
+          <w:lang w:val="es-ES"/>
+        </w:rPr>
+        <w:t xml:space="preserve">“Los congresos de informática en los criterios de sexenios de la CNEAI (convocatorias 2001–2025)”. </w:t>
+      </w:r>
+      <w:r>
+        <w:rPr>
+          <w:lang w:val="es-ES"/>
+        </w:rPr>
+        <w:t>Versión 1.0, octubre de 2026.</w:t>
+      </w:r>
+      <w:bookmarkEnd w:id="2"/>
+      <w:r>
+        <w:rPr>
+          <w:lang w:val="es-ES"/>
+        </w:rPr>
+        <w:t xml:space="preserve"> </w:t>
+      </w:r>
+      <w:r>
+        <w:rPr>
+          <w:lang w:val="es-ES"/>
+        </w:rPr>
+        <w:t xml:space="preserve"> </w:t>
+      </w:r>
+      <w:hyperlink r:id="rId19" w:history="1">
+        <w:r>
+          <w:rPr>
+            <w:rStyle w:val="Hipervnculo"/>
+            <w:lang w:val="es-ES"/>
+          </w:rPr>
+          <w:t>https://www.scie.es/wp-content/uploads/2026/10/A3_Informe_congresos_sexenios_CNEAI_2001-2025.pdf</w:t>
+        </w:r>
+      </w:hyperlink>
+      <w:r>
+        <w:rPr>
+          <w:lang w:val="es-ES"/>
+        </w:rPr>
+        <w:t xml:space="preserve"> </w:t>
+      </w:r>
+    </w:p>
+    <w:p>
+      <w:pPr>
+        <w:spacing w:after="80"/>
+        <w:ind w:left="426" w:hanging="426"/>
+        <w:rPr>
+          <w:lang w:val="es-ES"/>
+        </w:rPr>
+      </w:pPr>
+      <w:bookmarkStart w:id="3" w:name="_Ref_SCIE_4"/>
+      <w:r>
+        <w:rPr>
+          <w:lang w:val="es-ES"/>
+        </w:rPr>
+        <w:t>[4]</w:t>
+      </w:r>
+      <w:r>
+        <w:rPr>
+          <w:lang w:val="es-ES"/>
+        </w:rPr>
+        <w:tab/>
+        <w:t xml:space="preserve">ANECA. </w:t>
+      </w:r>
+      <w:r>
+        <w:rPr>
+          <w:i/>
+          <w:iCs/>
+          <w:lang w:val="es-ES"/>
+        </w:rPr>
+        <w:t xml:space="preserve">“Plan de Acción 2024-2027 en el marco de la Coalición para el Avance de la Evaluación de la Investigación (CoARA)”. </w:t>
+      </w:r>
+      <w:r>
+        <w:rPr>
+          <w:lang w:val="es-ES"/>
+        </w:rPr>
+        <w:t xml:space="preserve">M. Blanco Palencia, P. Paneque Salgado e I. Ramos Vielba. Julio de 2024, págs. 11-12. </w:t>
+      </w:r>
+      <w:hyperlink r:id="rId20" w:history="1">
+        <w:r>
+          <w:rPr>
+            <w:rStyle w:val="Hipervnculo"/>
+            <w:lang w:val="es-ES"/>
           </w:rPr>
           <w:t>https://www.aneca.es/documents/20123/205902/Plan+de+Acci%C3%B3n+CoARA_ANECA-final.pdf</w:t>
         </w:r>
@@ -2701,6 +2848,11 @@
           <w:lang w:val="es-ES"/>
         </w:rPr>
         <w:t>[5]</w:t>
+      </w:r>
+      <w:r>
+        <w:rPr>
+          <w:lang w:val="es-ES"/>
+        </w:rPr>
         <w:tab/>
         <w:t xml:space="preserve">ANECA, Unidad de Evaluación del Profesorado. </w:t>
       </w:r>
@@ -2718,10 +2870,10 @@
         </w:rPr>
         <w:t xml:space="preserve">Versión V2026.1.2, 10/07/2026, pág. 4, punto V. </w:t>
       </w:r>
-      <w:hyperlink r:id="rId19" w:history="1">
+      <w:hyperlink r:id="rId21" w:history="1">
         <w:r>
           <w:rPr>
-            <w:rStyle w:val="Hyperlink"/>
+            <w:rStyle w:val="Hipervnculo"/>
             <w:lang w:val="es-ES"/>
           </w:rPr>
           <w:t>https://www.aneca.es/documents/20123/243537/2026-Doc-instrucciones-comisiones-acreditacion-RD6782023-2.pdf</w:t>
@@ -2744,10 +2896,10 @@
         </w:rPr>
         <w:t xml:space="preserve">[6] ANECA, Dirección. “Sexenios de investigación. Baremo de aplicación en la evaluación de la actividad investigadora por los comités asesores (convocatoria 2024)”. 9-12-2024. </w:t>
       </w:r>
-      <w:hyperlink r:id="rId20" w:history="1">
+      <w:hyperlink r:id="rId22" w:history="1">
         <w:r>
           <w:rPr>
-            <w:rStyle w:val="Hyperlink"/>
+            <w:rStyle w:val="Hipervnculo"/>
             <w:lang w:val="es-ES"/>
           </w:rPr>
           <w:t>https://www.aneca.es/documents/20123/238516/BAREMO_091224.pdf</w:t>
@@ -2776,7 +2928,7 @@
     </w:p>
     <w:p>
       <w:pPr>
-        <w:pStyle w:val="Heading1"/>
+        <w:pStyle w:val="Ttulo1"/>
         <w:spacing w:before="240" w:after="120"/>
         <w:rPr>
           <w:lang w:val="es-ES"/>
@@ -2786,6 +2938,7 @@
         <w:rPr>
           <w:lang w:val="es-ES"/>
         </w:rPr>
+        <w:lastRenderedPageBreak/>
         <w:t>Anexo. Propuesta de redacción de la modificación normativa (R3)</w:t>
       </w:r>
     </w:p>
@@ -2806,7 +2959,7 @@
     </w:p>
     <w:p>
       <w:pPr>
-        <w:pStyle w:val="Heading2"/>
+        <w:pStyle w:val="Ttulo2"/>
         <w:rPr>
           <w:lang w:val="es-ES"/>
         </w:rPr>
@@ -3027,8 +3180,8 @@
       </w:r>
     </w:p>
     <w:sectPr>
-      <w:headerReference w:type="default" r:id="rId21"/>
-      <w:footerReference w:type="default" r:id="rId22"/>
+      <w:headerReference w:type="default" r:id="rId23"/>
+      <w:footerReference w:type="default" r:id="rId24"/>
       <w:pgSz w:w="11906" w:h="16838"/>
       <w:pgMar w:top="1418" w:right="1260" w:bottom="1134" w:left="1260" w:header="708" w:footer="708" w:gutter="0"/>
       <w:cols w:space="720"/>
@@ -3258,7 +3411,7 @@
 <w:hdr xmlns:wpc="http://schemas.microsoft.com/office/word/2010/wordprocessingCanvas" xmlns:cx="http://schemas.microsoft.com/office/drawing/2014/chartex" xmlns:cx1="http://schemas.microsoft.com/office/drawing/2015/9/8/chartex" xmlns:cx2="http://schemas.microsoft.com/office/drawing/2015/10/21/chartex" xmlns:cx3="http://schemas.microsoft.com/office/drawing/2016/5/9/chartex" xmlns:cx4="http://schemas.microsoft.com/office/drawing/2016/5/10/chartex" xmlns:cx5="http://schemas.microsoft.com/office/drawing/2016/5/11/chartex" xmlns:cx6="http://schemas.microsoft.com/office/drawing/2016/5/12/chartex" xmlns:cx7="http://schemas.microsoft.com/office/drawing/2016/5/13/chartex" xmlns:cx8="http://schemas.microsoft.com/office/drawing/2016/5/14/chartex" xmlns:mc="http://schemas.openxmlformats.org/markup-compatibility/2006" xmlns:aink="http://schemas.microsoft.com/office/drawing/2016/ink" xmlns:am3d="http://schemas.microsoft.com/office/drawing/2017/model3d" xmlns:o="urn:schemas-microsoft-com:office:office" xmlns:r="http://schemas.openxmlformats.org/officeDocument/2006/relationships" xmlns:m="http://schemas.openxmlformats.org/officeDocument/2006/math" xmlns:v="urn:schemas-microsoft-com:vml" xmlns:wp14="http://schemas.microsoft.com/office/word/2010/wordprocessingDrawing" xmlns:wp="http://schemas.openxmlformats.org/drawingml/2006/wordprocessingDrawing" xmlns:w10="urn:schemas-microsoft-com:office:word" xmlns:w="http://schemas.openxmlformats.org/wordprocessingml/2006/main" xmlns:w14="http://schemas.microsoft.com/office/word/2010/wordml" xmlns:w15="http://schemas.microsoft.com/office/word/2012/wordml" xmlns:w16cex="http://schemas.microsoft.com/office/word/2018/wordml/cex" xmlns:w16cid="http://schemas.microsoft.com/office/word/2016/wordml/cid" xmlns:w16="http://schemas.microsoft.com/office/word/2018/wordml" xmlns:w16sdtdh="http://schemas.microsoft.com/office/word/2020/wordml/sdtdatahash" xmlns:w16se="http://schemas.microsoft.com/office/word/2015/wordml/symex" xmlns:wpg="http://schemas.microsoft.com/office/word/2010/wordprocessingGroup" xmlns:wpi="http://schemas.microsoft.com/office/word/2010/wordprocessingInk" xmlns:wne="http://schemas.microsoft.com/office/word/2006/wordml" xmlns:wps="http://schemas.microsoft.com/office/word/2010/wordprocessingShape" mc:Ignorable="w14 w15 w16se w16cid w16 w16cex w16sdtdh wp14">
   <w:p>
     <w:pPr>
-      <w:pStyle w:val="Header"/>
+      <w:pStyle w:val="Encabezado"/>
     </w:pPr>
   </w:p>
 </w:hdr>
@@ -3484,11 +3637,7 @@
         <w:lang w:val="en-US" w:eastAsia="en-US" w:bidi="ar-SA"/>
       </w:rPr>
     </w:rPrDefault>
-    <w:pPrDefault>
-      <w:pPr>
-        <w:widowControl/>
-      </w:pPr>
-    </w:pPrDefault>
+    <w:pPrDefault/>
   </w:docDefaults>
   <w:latentStyles w:defLockedState="0" w:defUIPriority="99" w:defSemiHidden="0" w:defUnhideWhenUsed="0" w:defQFormat="0" w:count="376">
     <w:lsdException w:name="Normal" w:uiPriority="0" w:qFormat="1"/>
@@ -3872,7 +4021,7 @@
     <w:name w:val="Normal"/>
     <w:qFormat/>
   </w:style>
-  <w:style w:type="paragraph" w:styleId="Heading1">
+  <w:style w:type="paragraph" w:styleId="Ttulo1">
     <w:name w:val="heading 1"/>
     <w:uiPriority w:val="9"/>
     <w:qFormat/>
@@ -3890,7 +4039,7 @@
       <w:szCs w:val="28"/>
     </w:rPr>
   </w:style>
-  <w:style w:type="paragraph" w:styleId="Heading2">
+  <w:style w:type="paragraph" w:styleId="Ttulo2">
     <w:name w:val="heading 2"/>
     <w:uiPriority w:val="9"/>
     <w:unhideWhenUsed/>
@@ -3909,7 +4058,7 @@
       <w:szCs w:val="24"/>
     </w:rPr>
   </w:style>
-  <w:style w:type="paragraph" w:styleId="Heading3">
+  <w:style w:type="paragraph" w:styleId="Ttulo3">
     <w:name w:val="heading 3"/>
     <w:uiPriority w:val="9"/>
     <w:semiHidden/>
@@ -3930,7 +4079,7 @@
       <w:szCs w:val="22"/>
     </w:rPr>
   </w:style>
-  <w:style w:type="paragraph" w:styleId="Heading4">
+  <w:style w:type="paragraph" w:styleId="Ttulo4">
     <w:name w:val="heading 4"/>
     <w:uiPriority w:val="9"/>
     <w:semiHidden/>
@@ -3945,7 +4094,7 @@
       <w:color w:val="2E74B5"/>
     </w:rPr>
   </w:style>
-  <w:style w:type="paragraph" w:styleId="Heading5">
+  <w:style w:type="paragraph" w:styleId="Ttulo5">
     <w:name w:val="heading 5"/>
     <w:uiPriority w:val="9"/>
     <w:semiHidden/>
@@ -3958,7 +4107,7 @@
       <w:color w:val="2E74B5"/>
     </w:rPr>
   </w:style>
-  <w:style w:type="paragraph" w:styleId="Heading6">
+  <w:style w:type="paragraph" w:styleId="Ttulo6">
     <w:name w:val="heading 6"/>
     <w:uiPriority w:val="9"/>
     <w:semiHidden/>
@@ -3971,13 +4120,13 @@
       <w:color w:val="1F4D78"/>
     </w:rPr>
   </w:style>
-  <w:style w:type="character" w:default="1" w:styleId="DefaultParagraphFont">
+  <w:style w:type="character" w:default="1" w:styleId="Fuentedeprrafopredeter">
     <w:name w:val="Default Paragraph Font"/>
     <w:uiPriority w:val="1"/>
     <w:semiHidden/>
     <w:unhideWhenUsed/>
   </w:style>
-  <w:style w:type="table" w:default="1" w:styleId="TableNormal">
+  <w:style w:type="table" w:default="1" w:styleId="Tablanormal">
     <w:name w:val="Normal Table"/>
     <w:uiPriority w:val="99"/>
     <w:semiHidden/>
@@ -3992,13 +4141,13 @@
       </w:tblCellMar>
     </w:tblPr>
   </w:style>
-  <w:style w:type="numbering" w:default="1" w:styleId="NoList">
+  <w:style w:type="numbering" w:default="1" w:styleId="Sinlista">
     <w:name w:val="No List"/>
     <w:uiPriority w:val="99"/>
     <w:semiHidden/>
     <w:unhideWhenUsed/>
   </w:style>
-  <w:style w:type="paragraph" w:styleId="Title">
+  <w:style w:type="paragraph" w:styleId="Ttulo">
     <w:name w:val="Title"/>
     <w:uiPriority w:val="10"/>
     <w:qFormat/>
@@ -4015,11 +4164,11 @@
       <w:bCs/>
     </w:rPr>
   </w:style>
-  <w:style w:type="paragraph" w:styleId="ListParagraph">
+  <w:style w:type="paragraph" w:styleId="Prrafodelista">
     <w:name w:val="List Paragraph"/>
     <w:qFormat/>
   </w:style>
-  <w:style w:type="character" w:styleId="Hyperlink">
+  <w:style w:type="character" w:styleId="Hipervnculo">
     <w:name w:val="Hyperlink"/>
     <w:uiPriority w:val="99"/>
     <w:unhideWhenUsed/>
@@ -4028,7 +4177,7 @@
       <w:u w:val="single"/>
     </w:rPr>
   </w:style>
-  <w:style w:type="character" w:styleId="FootnoteReference">
+  <w:style w:type="character" w:styleId="Refdenotaalpie">
     <w:name w:val="footnote reference"/>
     <w:uiPriority w:val="99"/>
     <w:semiHidden/>
@@ -4037,9 +4186,9 @@
       <w:vertAlign w:val="superscript"/>
     </w:rPr>
   </w:style>
-  <w:style w:type="paragraph" w:styleId="FootnoteText">
+  <w:style w:type="paragraph" w:styleId="Textonotapie">
     <w:name w:val="footnote text"/>
-    <w:link w:val="FootnoteTextChar"/>
+    <w:link w:val="TextonotapieCar"/>
     <w:uiPriority w:val="99"/>
     <w:semiHidden/>
     <w:unhideWhenUsed/>
@@ -4047,9 +4196,9 @@
       <w:sz w:val="18"/>
     </w:rPr>
   </w:style>
-  <w:style w:type="character" w:customStyle="1" w:styleId="FootnoteTextChar">
-    <w:name w:val="Footnote Text Char"/>
-    <w:link w:val="FootnoteText"/>
+  <w:style w:type="character" w:customStyle="1" w:styleId="TextonotapieCar">
+    <w:name w:val="Texto nota pie Car"/>
+    <w:link w:val="Textonotapie"/>
     <w:uiPriority w:val="99"/>
     <w:semiHidden/>
     <w:unhideWhenUsed/>
@@ -4058,7 +4207,7 @@
       <w:szCs w:val="20"/>
     </w:rPr>
   </w:style>
-  <w:style w:type="character" w:styleId="EndnoteReference">
+  <w:style w:type="character" w:styleId="Refdenotaalfinal">
     <w:name w:val="endnote reference"/>
     <w:uiPriority w:val="99"/>
     <w:semiHidden/>
@@ -4067,9 +4216,9 @@
       <w:vertAlign w:val="superscript"/>
     </w:rPr>
   </w:style>
-  <w:style w:type="paragraph" w:styleId="EndnoteText">
+  <w:style w:type="paragraph" w:styleId="Textonotaalfinal">
     <w:name w:val="endnote text"/>
-    <w:link w:val="EndnoteTextChar"/>
+    <w:link w:val="TextonotaalfinalCar"/>
     <w:uiPriority w:val="99"/>
     <w:semiHidden/>
     <w:unhideWhenUsed/>
@@ -4077,9 +4226,9 @@
       <w:sz w:val="18"/>
     </w:rPr>
   </w:style>
-  <w:style w:type="character" w:customStyle="1" w:styleId="EndnoteTextChar">
-    <w:name w:val="Endnote Text Char"/>
-    <w:link w:val="EndnoteText"/>
+  <w:style w:type="character" w:customStyle="1" w:styleId="TextonotaalfinalCar">
+    <w:name w:val="Texto nota al final Car"/>
+    <w:link w:val="Textonotaalfinal"/>
     <w:uiPriority w:val="99"/>
     <w:semiHidden/>
     <w:unhideWhenUsed/>
@@ -4088,10 +4237,10 @@
       <w:szCs w:val="20"/>
     </w:rPr>
   </w:style>
-  <w:style w:type="paragraph" w:styleId="Header">
+  <w:style w:type="paragraph" w:styleId="Encabezado">
     <w:name w:val="header"/>
     <w:basedOn w:val="Normal"/>
-    <w:link w:val="HeaderChar"/>
+    <w:link w:val="EncabezadoCar"/>
     <w:uiPriority w:val="99"/>
     <w:unhideWhenUsed/>
     <w:rsid w:val="00C12837"/>
@@ -4102,17 +4251,17 @@
       </w:tabs>
     </w:pPr>
   </w:style>
-  <w:style w:type="character" w:customStyle="1" w:styleId="HeaderChar">
-    <w:name w:val="Header Char"/>
-    <w:basedOn w:val="DefaultParagraphFont"/>
-    <w:link w:val="Header"/>
+  <w:style w:type="character" w:customStyle="1" w:styleId="EncabezadoCar">
+    <w:name w:val="Encabezado Car"/>
+    <w:basedOn w:val="Fuentedeprrafopredeter"/>
+    <w:link w:val="Encabezado"/>
     <w:uiPriority w:val="99"/>
     <w:rsid w:val="00C12837"/>
   </w:style>
-  <w:style w:type="paragraph" w:styleId="Footer">
+  <w:style w:type="paragraph" w:styleId="Piedepgina">
     <w:name w:val="footer"/>
     <w:basedOn w:val="Normal"/>
-    <w:link w:val="FooterChar"/>
+    <w:link w:val="PiedepginaCar"/>
     <w:uiPriority w:val="99"/>
     <w:unhideWhenUsed/>
     <w:rsid w:val="00C12837"/>
@@ -4123,16 +4272,16 @@
       </w:tabs>
     </w:pPr>
   </w:style>
-  <w:style w:type="character" w:customStyle="1" w:styleId="FooterChar">
-    <w:name w:val="Footer Char"/>
-    <w:basedOn w:val="DefaultParagraphFont"/>
-    <w:link w:val="Footer"/>
+  <w:style w:type="character" w:customStyle="1" w:styleId="PiedepginaCar">
+    <w:name w:val="Pie de página Car"/>
+    <w:basedOn w:val="Fuentedeprrafopredeter"/>
+    <w:link w:val="Piedepgina"/>
     <w:uiPriority w:val="99"/>
     <w:rsid w:val="00C12837"/>
   </w:style>
-  <w:style w:type="character" w:styleId="UnresolvedMention">
+  <w:style w:type="character" w:styleId="Mencinsinresolver">
     <w:name w:val="Unresolved Mention"/>
-    <w:basedOn w:val="DefaultParagraphFont"/>
+    <w:basedOn w:val="Fuentedeprrafopredeter"/>
     <w:uiPriority w:val="99"/>
     <w:semiHidden/>
     <w:unhideWhenUsed/>
@@ -4142,9 +4291,9 @@
       <w:shd w:val="clear" w:color="auto" w:fill="E1DFDD"/>
     </w:rPr>
   </w:style>
-  <w:style w:type="character" w:styleId="FollowedHyperlink">
+  <w:style w:type="character" w:styleId="Hipervnculovisitado">
     <w:name w:val="FollowedHyperlink"/>
-    <w:basedOn w:val="DefaultParagraphFont"/>
+    <w:basedOn w:val="Fuentedeprrafopredeter"/>
     <w:uiPriority w:val="99"/>
     <w:semiHidden/>
     <w:unhideWhenUsed/>
@@ -4154,7 +4303,7 @@
       <w:u w:val="single"/>
     </w:rPr>
   </w:style>
-  <w:style w:type="paragraph" w:styleId="Revision">
+  <w:style w:type="paragraph" w:styleId="Revisin">
     <w:name w:val="Revision"/>
     <w:hidden/>
     <w:uiPriority w:val="99"/>
